--- a/Agentes/Maria/Departamento Pessoal/Termos/Termo-Alteracao-Jornada-Luiz-Fernando-Zechel-revisado-2026-08-03.docx
+++ b/Agentes/Maria/Departamento Pessoal/Termos/Termo-Alteracao-Jornada-Luiz-Fernando-Zechel-revisado-2026-08-03.docx
@@ -1162,22 +1162,22 @@
     </w:p>
     <w:p>
       <w:r>
+        <w:t>CLÁUSULA SÉTIMA – DO CONTRATO DE EXPERIÊNCIA</w:t>
+      </w:r>
+    </w:p>
+    <w:p>
+      <w:r>
+        <w:t>Considerando que o EMPREGADO foi admitido em 29/06/2026 mediante contrato de experiência, as partes reconhecem que o período de experiência permanece vigente e tem encerramento previsto para 26/09/2026, nos termos originalmente ajustados.</w:t>
+      </w:r>
+    </w:p>
+    <w:p>
+      <w:r>
+        <w:t>A presente alteração não representa renovação, prorrogação, reinício ou descaracterização do contrato de experiência, tratando-se exclusivamente de ajuste de jornada, por solicitação do EMPREGADO e por liberalidade da EMPREGADORA.</w:t>
+      </w:r>
+    </w:p>
+    <w:p>
+      <w:r>
         <w:t>A alteração de jornada ora pactuada não implica redução salarial, alteração de função, supressão de direitos trabalhistas ou modificação das demais condições contratuais, salvo quanto ao ajuste de horário expressamente previsto neste Termo.</w:t>
-      </w:r>
-    </w:p>
-    <w:p>
-      <w:r>
-        <w:t>A presente alteração não representa renovação, prorrogação, reinício ou descaracterização do contrato de experiência, tratando-se exclusivamente de ajuste de jornada, por solicitação do EMPREGADO e por liberalidade da EMPREGADORA.</w:t>
-      </w:r>
-    </w:p>
-    <w:p>
-      <w:r>
-        <w:t>Considerando que o EMPREGADO foi admitido em 29/06/2026 mediante contrato de experiência, as partes reconhecem que o período de experiência permanece vigente e tem encerramento previsto para 26/09/2026, nos termos originalmente ajustados.</w:t>
-      </w:r>
-    </w:p>
-    <w:p>
-      <w:r>
-        <w:t>CLÁUSULA SÉTIMA – DO CONTRATO DE EXPERIÊNCIA</w:t>
       </w:r>
     </w:p>
     <w:p>
